--- a/data/Documentation.docx
+++ b/data/Documentation.docx
@@ -82,11 +82,38 @@
       </w:pPr>
       <w:r>
         <w:rPr/>
-        <w:t xml:space="preserve">Wallet Manager is a system which maintains the balance of it’s customers. Wallet Manager is a system that handles different events. The events are primarily categorized as one of – Credit, Debit or No Effect. </w:t>
-      </w:r>
-      <w:r>
-        <w:rPr/>
-        <w:t xml:space="preserve">System is able to calculate the balance of customer at any point in time and has an endpoint to trigger direct debit provided </w:t>
+        <w:t>Wallet Manager is a system which maintains the balance of it’s customers. Wallet Manager is a system that handles different events. The events are primarily categorized as one of – Credit, Debit or No Effect. System is able to calculate the balance of customer at any point in time and has an endpoint to trigger direct debit provided.</w:t>
+      </w:r>
+    </w:p>
+    <w:p>
+      <w:pPr>
+        <w:pStyle w:val="Normal"/>
+        <w:bidi w:val="0"/>
+        <w:jc w:val="start"/>
+        <w:rPr/>
+      </w:pPr>
+      <w:r>
+        <w:rPr>
+          <w:b/>
+          <w:bCs/>
+        </w:rPr>
+        <w:t>Note:</w:t>
+      </w:r>
+      <w:r>
+        <w:rPr/>
+        <w:t xml:space="preserve"> The term direction can take values debit or credit based on the event. The  value can be decided based on the rules below.</w:t>
+      </w:r>
+    </w:p>
+    <w:p>
+      <w:pPr>
+        <w:pStyle w:val="Normal"/>
+        <w:bidi w:val="0"/>
+        <w:jc w:val="start"/>
+        <w:rPr/>
+      </w:pPr>
+      <w:r>
+        <w:rPr/>
+        <w:t xml:space="preserve"> </w:t>
       </w:r>
     </w:p>
     <w:p>
@@ -128,15 +155,7 @@
       </w:r>
       <w:r>
         <w:rPr/>
-        <w:t xml:space="preserve"> are operations that decrease the balance of the user’s account or wallet. </w:t>
-      </w:r>
-      <w:r>
-        <w:rPr/>
-        <w:t xml:space="preserve">This will result in the invocation of the add_transactions end point with the direction as debit. </w:t>
-      </w:r>
-      <w:r>
-        <w:rPr/>
-        <w:t>Few examples of events that are classified as Debit Operations:</w:t>
+        <w:t xml:space="preserve"> are operations that decrease the balance of the user’s account or wallet. This will result in the invocation of the add_transactions end point with the direction as debit. Few examples of events that are classified as Debit Operations:</w:t>
       </w:r>
     </w:p>
     <w:p>
@@ -198,15 +217,7 @@
       </w:r>
       <w:r>
         <w:rPr/>
-        <w:t xml:space="preserve"> are operations that increase the balance of a user account. </w:t>
-      </w:r>
-      <w:r>
-        <w:rPr/>
-        <w:t xml:space="preserve">This will result in the invocation of the add_transactions end point with the direction as credit. </w:t>
-      </w:r>
-      <w:r>
-        <w:rPr/>
-        <w:t xml:space="preserve">Few examples of events that are classified as Credit Operations:   </w:t>
+        <w:t xml:space="preserve"> are operations that increase the balance of a user account. This will result in the invocation of the add_transactions end point with the direction as credit. Few examples of events that are classified as Credit Operations:   </w:t>
       </w:r>
     </w:p>
     <w:p>
@@ -222,11 +233,7 @@
       </w:pPr>
       <w:r>
         <w:rPr/>
-        <w:t xml:space="preserve">refund_issued: </w:t>
-      </w:r>
-      <w:r>
-        <w:rPr/>
-        <w:t>A refund was processed and customer gets amount credited to his wallet account.</w:t>
+        <w:t>refund_issued: A refund was processed and customer gets amount credited to his wallet account.</w:t>
       </w:r>
     </w:p>
     <w:p>
@@ -258,19 +265,7 @@
       </w:pPr>
       <w:r>
         <w:rPr/>
-        <w:t>credit</w:t>
-      </w:r>
-      <w:r>
-        <w:rPr/>
-        <w:t>_</w:t>
-      </w:r>
-      <w:r>
-        <w:rPr/>
-        <w:t xml:space="preserve">adjustment: </w:t>
-      </w:r>
-      <w:r>
-        <w:rPr/>
-        <w:t>It is applied to the customer's account to reduce their bill or balance, usually as a goodwill gesture or in response to an issue, like a billing error or service disruption.</w:t>
+        <w:t>credit_adjustment: It is applied to the customer's account to reduce their bill or balance, usually as a goodwill gesture or in response to an issue, like a billing error or service disruption.</w:t>
       </w:r>
     </w:p>
     <w:p>
@@ -321,19 +316,7 @@
       </w:pPr>
       <w:r>
         <w:rPr/>
-        <w:t xml:space="preserve">hold: the customer account is put on hold. No further </w:t>
-      </w:r>
-      <w:r>
-        <w:rPr/>
-        <w:t xml:space="preserve">credit or debit operations can happen when a customer account until the hold is removed. </w:t>
-      </w:r>
-      <w:r>
-        <w:rPr/>
-        <w:t>This will result in invocation of the hold endpoint to put customer account on hold or revoke the customer from hold.</w:t>
-      </w:r>
-      <w:r>
-        <w:rPr/>
-        <w:t xml:space="preserve">  </w:t>
+        <w:t xml:space="preserve">hold: the customer account is put on hold. No further credit or debit operations can happen when a customer account until the hold is removed. This will result in invocation of the hold endpoint to put customer account on hold or revoke the customer from hold.  </w:t>
       </w:r>
     </w:p>
     <w:p>
@@ -370,6 +353,7 @@
       <w:pgNumType w:fmt="decimal"/>
       <w:formProt w:val="false"/>
       <w:textDirection w:val="lrTb"/>
+      <w:docGrid w:type="default" w:linePitch="100" w:charSpace="0"/>
     </w:sectPr>
   </w:body>
 </w:document>
@@ -936,7 +920,6 @@
     </w:rPrDefault>
     <w:pPrDefault>
       <w:pPr>
-        <w:widowControl/>
         <w:suppressAutoHyphens w:val="true"/>
       </w:pPr>
     </w:pPrDefault>
@@ -946,7 +929,10 @@
     <w:qFormat/>
     <w:pPr>
       <w:widowControl/>
+      <w:suppressAutoHyphens w:val="true"/>
       <w:bidi w:val="0"/>
+      <w:spacing w:before="0" w:after="0"/>
+      <w:jc w:val="start"/>
     </w:pPr>
     <w:rPr>
       <w:rFonts w:ascii="Liberation Serif" w:hAnsi="Liberation Serif" w:eastAsia="Noto Serif CJK SC" w:cs="Noto Sans Devanagari"/>

--- a/data/Documentation.docx
+++ b/data/Documentation.docx
@@ -8,153 +8,181 @@
         <w:bidi w:val="0"/>
         <w:jc w:val="start"/>
         <w:rPr>
+          <w:rFonts w:ascii="Ubuntu Sans" w:hAnsi="Ubuntu Sans"/>
+        </w:rPr>
+      </w:pPr>
+      <w:r>
+        <w:rPr>
+          <w:rFonts w:ascii="Ubuntu Sans" w:hAnsi="Ubuntu Sans"/>
           <w:b/>
           <w:bCs/>
         </w:rPr>
-      </w:pPr>
-      <w:r>
-        <w:rPr>
+        <w:t>Project: Wallet Manager</w:t>
+      </w:r>
+    </w:p>
+    <w:p>
+      <w:pPr>
+        <w:pStyle w:val="Normal"/>
+        <w:bidi w:val="0"/>
+        <w:jc w:val="start"/>
+        <w:rPr>
+          <w:rFonts w:ascii="Ubuntu Sans" w:hAnsi="Ubuntu Sans"/>
+        </w:rPr>
+      </w:pPr>
+      <w:r>
+        <w:rPr>
+          <w:rFonts w:ascii="Ubuntu Sans" w:hAnsi="Ubuntu Sans"/>
           <w:b/>
           <w:bCs/>
         </w:rPr>
-        <w:t>Project: Wallet Manager</w:t>
-      </w:r>
-    </w:p>
-    <w:p>
-      <w:pPr>
-        <w:pStyle w:val="Normal"/>
-        <w:bidi w:val="0"/>
-        <w:jc w:val="start"/>
-        <w:rPr>
+        <w:t>Company Name: Big T Inc</w:t>
+      </w:r>
+    </w:p>
+    <w:p>
+      <w:pPr>
+        <w:pStyle w:val="Normal"/>
+        <w:bidi w:val="0"/>
+        <w:jc w:val="start"/>
+        <w:rPr>
+          <w:rFonts w:ascii="Ubuntu Sans" w:hAnsi="Ubuntu Sans"/>
           <w:b/>
           <w:bCs/>
         </w:rPr>
       </w:pPr>
       <w:r>
         <w:rPr>
+          <w:rFonts w:ascii="Ubuntu Sans" w:hAnsi="Ubuntu Sans"/>
           <w:b/>
           <w:bCs/>
         </w:rPr>
-        <w:t>Company Name: Big T Inc</w:t>
-      </w:r>
-    </w:p>
-    <w:p>
-      <w:pPr>
-        <w:pStyle w:val="Normal"/>
-        <w:bidi w:val="0"/>
-        <w:jc w:val="start"/>
-        <w:rPr>
+      </w:r>
+    </w:p>
+    <w:p>
+      <w:pPr>
+        <w:pStyle w:val="Normal"/>
+        <w:bidi w:val="0"/>
+        <w:jc w:val="start"/>
+        <w:rPr>
+          <w:rFonts w:ascii="Ubuntu Sans" w:hAnsi="Ubuntu Sans"/>
+        </w:rPr>
+      </w:pPr>
+      <w:r>
+        <w:rPr>
+          <w:rFonts w:ascii="Ubuntu Sans" w:hAnsi="Ubuntu Sans"/>
           <w:b/>
           <w:bCs/>
         </w:rPr>
-      </w:pPr>
-      <w:r>
-        <w:rPr>
+        <w:t>Business Rules for Wallet Manager</w:t>
+      </w:r>
+    </w:p>
+    <w:p>
+      <w:pPr>
+        <w:pStyle w:val="Normal"/>
+        <w:bidi w:val="0"/>
+        <w:jc w:val="start"/>
+        <w:rPr>
+          <w:rFonts w:ascii="Ubuntu Sans" w:hAnsi="Ubuntu Sans"/>
+        </w:rPr>
+      </w:pPr>
+      <w:r>
+        <w:rPr>
+          <w:rFonts w:ascii="Ubuntu Sans" w:hAnsi="Ubuntu Sans"/>
+        </w:rPr>
+        <w:t>Wallet Manager is a system which maintains the balance of it’s customers. Wallet Manager is a system that handles different events. The events are primarily categorized as one of – Credit, Debit or No Effect. System is able to calculate the balance of customer at any point in time and has an endpoint to trigger direct debit provided.</w:t>
+      </w:r>
+    </w:p>
+    <w:p>
+      <w:pPr>
+        <w:pStyle w:val="Normal"/>
+        <w:bidi w:val="0"/>
+        <w:jc w:val="start"/>
+        <w:rPr>
+          <w:rFonts w:ascii="Ubuntu Sans" w:hAnsi="Ubuntu Sans"/>
+        </w:rPr>
+      </w:pPr>
+      <w:r>
+        <w:rPr>
+          <w:rFonts w:ascii="Ubuntu Sans" w:hAnsi="Ubuntu Sans"/>
           <w:b/>
           <w:bCs/>
         </w:rPr>
-      </w:r>
-    </w:p>
-    <w:p>
-      <w:pPr>
-        <w:pStyle w:val="Normal"/>
-        <w:bidi w:val="0"/>
-        <w:jc w:val="start"/>
-        <w:rPr>
+        <w:t>Note:</w:t>
+      </w:r>
+      <w:r>
+        <w:rPr>
+          <w:rFonts w:ascii="Ubuntu Sans" w:hAnsi="Ubuntu Sans"/>
+        </w:rPr>
+        <w:t xml:space="preserve"> The term direction can take values debit or credit based on the event. The  value can be decided based on the rules below.</w:t>
+      </w:r>
+    </w:p>
+    <w:p>
+      <w:pPr>
+        <w:pStyle w:val="Normal"/>
+        <w:bidi w:val="0"/>
+        <w:jc w:val="start"/>
+        <w:rPr>
+          <w:rFonts w:ascii="Ubuntu Sans" w:hAnsi="Ubuntu Sans"/>
+        </w:rPr>
+      </w:pPr>
+      <w:r>
+        <w:rPr>
+          <w:rFonts w:ascii="Ubuntu Sans" w:hAnsi="Ubuntu Sans"/>
+        </w:rPr>
+        <w:t xml:space="preserve"> </w:t>
+      </w:r>
+    </w:p>
+    <w:p>
+      <w:pPr>
+        <w:pStyle w:val="Normal"/>
+        <w:bidi w:val="0"/>
+        <w:jc w:val="start"/>
+        <w:rPr>
+          <w:rFonts w:ascii="Ubuntu Sans" w:hAnsi="Ubuntu Sans"/>
+        </w:rPr>
+      </w:pPr>
+      <w:r>
+        <w:rPr>
+          <w:rFonts w:ascii="Ubuntu Sans" w:hAnsi="Ubuntu Sans"/>
+        </w:rPr>
+        <w:t>Following are the details of each of these operations:</w:t>
+      </w:r>
+    </w:p>
+    <w:p>
+      <w:pPr>
+        <w:pStyle w:val="Normal"/>
+        <w:bidi w:val="0"/>
+        <w:jc w:val="start"/>
+        <w:rPr>
+          <w:rFonts w:ascii="Ubuntu Sans" w:hAnsi="Ubuntu Sans"/>
+        </w:rPr>
+      </w:pPr>
+      <w:r>
+        <w:rPr>
+          <w:rFonts w:ascii="Ubuntu Sans" w:hAnsi="Ubuntu Sans"/>
+        </w:rPr>
+      </w:r>
+    </w:p>
+    <w:p>
+      <w:pPr>
+        <w:pStyle w:val="Normal"/>
+        <w:bidi w:val="0"/>
+        <w:jc w:val="start"/>
+        <w:rPr>
+          <w:rFonts w:ascii="Ubuntu Sans" w:hAnsi="Ubuntu Sans"/>
+        </w:rPr>
+      </w:pPr>
+      <w:r>
+        <w:rPr>
+          <w:rFonts w:ascii="Ubuntu Sans" w:hAnsi="Ubuntu Sans"/>
           <w:b/>
           <w:bCs/>
         </w:rPr>
-      </w:pPr>
-      <w:r>
-        <w:rPr>
-          <w:b/>
-          <w:bCs/>
-        </w:rPr>
-        <w:t>Business Rules for Wallet Manager</w:t>
-      </w:r>
-    </w:p>
-    <w:p>
-      <w:pPr>
-        <w:pStyle w:val="Normal"/>
-        <w:bidi w:val="0"/>
-        <w:jc w:val="start"/>
-        <w:rPr/>
-      </w:pPr>
-      <w:r>
-        <w:rPr/>
-        <w:t>Wallet Manager is a system which maintains the balance of it’s customers. Wallet Manager is a system that handles different events. The events are primarily categorized as one of – Credit, Debit or No Effect. System is able to calculate the balance of customer at any point in time and has an endpoint to trigger direct debit provided.</w:t>
-      </w:r>
-    </w:p>
-    <w:p>
-      <w:pPr>
-        <w:pStyle w:val="Normal"/>
-        <w:bidi w:val="0"/>
-        <w:jc w:val="start"/>
-        <w:rPr/>
-      </w:pPr>
-      <w:r>
-        <w:rPr>
-          <w:b/>
-          <w:bCs/>
-        </w:rPr>
-        <w:t>Note:</w:t>
-      </w:r>
-      <w:r>
-        <w:rPr/>
-        <w:t xml:space="preserve"> The term direction can take values debit or credit based on the event. The  value can be decided based on the rules below.</w:t>
-      </w:r>
-    </w:p>
-    <w:p>
-      <w:pPr>
-        <w:pStyle w:val="Normal"/>
-        <w:bidi w:val="0"/>
-        <w:jc w:val="start"/>
-        <w:rPr/>
-      </w:pPr>
-      <w:r>
-        <w:rPr/>
-        <w:t xml:space="preserve"> </w:t>
-      </w:r>
-    </w:p>
-    <w:p>
-      <w:pPr>
-        <w:pStyle w:val="Normal"/>
-        <w:bidi w:val="0"/>
-        <w:jc w:val="start"/>
-        <w:rPr/>
-      </w:pPr>
-      <w:r>
-        <w:rPr/>
-        <w:t>Following are the details of each of these operations:</w:t>
-      </w:r>
-    </w:p>
-    <w:p>
-      <w:pPr>
-        <w:pStyle w:val="Normal"/>
-        <w:bidi w:val="0"/>
-        <w:jc w:val="start"/>
-        <w:rPr/>
-      </w:pPr>
-      <w:r>
-        <w:rPr/>
-      </w:r>
-    </w:p>
-    <w:p>
-      <w:pPr>
-        <w:pStyle w:val="Normal"/>
-        <w:bidi w:val="0"/>
-        <w:jc w:val="start"/>
-        <w:rPr/>
-      </w:pPr>
-      <w:r>
-        <w:rPr>
-          <w:b/>
-          <w:bCs/>
-        </w:rPr>
         <w:t>Debit Operations</w:t>
       </w:r>
       <w:r>
-        <w:rPr/>
+        <w:rPr>
+          <w:rFonts w:ascii="Ubuntu Sans" w:hAnsi="Ubuntu Sans"/>
+        </w:rPr>
         <w:t xml:space="preserve"> are operations that decrease the balance of the user’s account or wallet. This will result in the invocation of the add_transactions end point with the direction as debit. Few examples of events that are classified as Debit Operations:</w:t>
       </w:r>
     </w:p>
@@ -167,10 +195,14 @@
         </w:numPr>
         <w:bidi w:val="0"/>
         <w:jc w:val="start"/>
-        <w:rPr/>
-      </w:pPr>
-      <w:r>
-        <w:rPr/>
+        <w:rPr>
+          <w:rFonts w:ascii="Ubuntu Sans" w:hAnsi="Ubuntu Sans"/>
+        </w:rPr>
+      </w:pPr>
+      <w:r>
+        <w:rPr>
+          <w:rFonts w:ascii="Ubuntu Sans" w:hAnsi="Ubuntu Sans"/>
+        </w:rPr>
         <w:t>invoice_add: A user made a purchase or has a subscription that has resulted in an invoice. The invoice amount is payable by customer.</w:t>
       </w:r>
     </w:p>
@@ -183,10 +215,14 @@
         </w:numPr>
         <w:bidi w:val="0"/>
         <w:jc w:val="start"/>
-        <w:rPr/>
-      </w:pPr>
-      <w:r>
-        <w:rPr/>
+        <w:rPr>
+          <w:rFonts w:ascii="Ubuntu Sans" w:hAnsi="Ubuntu Sans"/>
+        </w:rPr>
+      </w:pPr>
+      <w:r>
+        <w:rPr>
+          <w:rFonts w:ascii="Ubuntu Sans" w:hAnsi="Ubuntu Sans"/>
+        </w:rPr>
         <w:t>refund_reversed: Reverse a previous customer refund. It’s not necessary to check if the refund was issues or not for the time being.</w:t>
       </w:r>
     </w:p>
@@ -195,28 +231,37 @@
         <w:pStyle w:val="Normal"/>
         <w:bidi w:val="0"/>
         <w:jc w:val="start"/>
-        <w:rPr/>
-      </w:pPr>
-      <w:r>
-        <w:rPr/>
-      </w:r>
-    </w:p>
-    <w:p>
-      <w:pPr>
-        <w:pStyle w:val="Normal"/>
-        <w:bidi w:val="0"/>
-        <w:jc w:val="start"/>
-        <w:rPr/>
-      </w:pPr>
-      <w:r>
-        <w:rPr>
+        <w:rPr>
+          <w:rFonts w:ascii="Ubuntu Sans" w:hAnsi="Ubuntu Sans"/>
+        </w:rPr>
+      </w:pPr>
+      <w:r>
+        <w:rPr>
+          <w:rFonts w:ascii="Ubuntu Sans" w:hAnsi="Ubuntu Sans"/>
+        </w:rPr>
+      </w:r>
+    </w:p>
+    <w:p>
+      <w:pPr>
+        <w:pStyle w:val="Normal"/>
+        <w:bidi w:val="0"/>
+        <w:jc w:val="start"/>
+        <w:rPr>
+          <w:rFonts w:ascii="Ubuntu Sans" w:hAnsi="Ubuntu Sans"/>
+        </w:rPr>
+      </w:pPr>
+      <w:r>
+        <w:rPr>
+          <w:rFonts w:ascii="Ubuntu Sans" w:hAnsi="Ubuntu Sans"/>
           <w:b/>
           <w:bCs/>
         </w:rPr>
         <w:t>Credit Operations</w:t>
       </w:r>
       <w:r>
-        <w:rPr/>
+        <w:rPr>
+          <w:rFonts w:ascii="Ubuntu Sans" w:hAnsi="Ubuntu Sans"/>
+        </w:rPr>
         <w:t xml:space="preserve"> are operations that increase the balance of a user account. This will result in the invocation of the add_transactions end point with the direction as credit. Few examples of events that are classified as Credit Operations:   </w:t>
       </w:r>
     </w:p>
@@ -229,10 +274,14 @@
         </w:numPr>
         <w:bidi w:val="0"/>
         <w:jc w:val="start"/>
-        <w:rPr/>
-      </w:pPr>
-      <w:r>
-        <w:rPr/>
+        <w:rPr>
+          <w:rFonts w:ascii="Ubuntu Sans" w:hAnsi="Ubuntu Sans"/>
+        </w:rPr>
+      </w:pPr>
+      <w:r>
+        <w:rPr>
+          <w:rFonts w:ascii="Ubuntu Sans" w:hAnsi="Ubuntu Sans"/>
+        </w:rPr>
         <w:t>refund_issued: A refund was processed and customer gets amount credited to his wallet account.</w:t>
       </w:r>
     </w:p>
@@ -245,10 +294,14 @@
         </w:numPr>
         <w:bidi w:val="0"/>
         <w:jc w:val="start"/>
-        <w:rPr/>
-      </w:pPr>
-      <w:r>
-        <w:rPr/>
+        <w:rPr>
+          <w:rFonts w:ascii="Ubuntu Sans" w:hAnsi="Ubuntu Sans"/>
+        </w:rPr>
+      </w:pPr>
+      <w:r>
+        <w:rPr>
+          <w:rFonts w:ascii="Ubuntu Sans" w:hAnsi="Ubuntu Sans"/>
+        </w:rPr>
         <w:t>payment_received: A user has made a payment causing his outstanding balance to reduce. When user makes a payment he can pay any amount.</w:t>
       </w:r>
     </w:p>
@@ -261,10 +314,14 @@
         </w:numPr>
         <w:bidi w:val="0"/>
         <w:jc w:val="start"/>
-        <w:rPr/>
-      </w:pPr>
-      <w:r>
-        <w:rPr/>
+        <w:rPr>
+          <w:rFonts w:ascii="Ubuntu Sans" w:hAnsi="Ubuntu Sans"/>
+        </w:rPr>
+      </w:pPr>
+      <w:r>
+        <w:rPr>
+          <w:rFonts w:ascii="Ubuntu Sans" w:hAnsi="Ubuntu Sans"/>
+        </w:rPr>
         <w:t>credit_adjustment: It is applied to the customer's account to reduce their bill or balance, usually as a goodwill gesture or in response to an issue, like a billing error or service disruption.</w:t>
       </w:r>
     </w:p>
@@ -278,28 +335,37 @@
         <w:bidi w:val="0"/>
         <w:ind w:hanging="0" w:start="720"/>
         <w:jc w:val="start"/>
-        <w:rPr/>
-      </w:pPr>
-      <w:r>
-        <w:rPr/>
-      </w:r>
-    </w:p>
-    <w:p>
-      <w:pPr>
-        <w:pStyle w:val="Normal"/>
-        <w:bidi w:val="0"/>
-        <w:jc w:val="start"/>
-        <w:rPr/>
-      </w:pPr>
-      <w:r>
-        <w:rPr>
+        <w:rPr>
+          <w:rFonts w:ascii="Ubuntu Sans" w:hAnsi="Ubuntu Sans"/>
+        </w:rPr>
+      </w:pPr>
+      <w:r>
+        <w:rPr>
+          <w:rFonts w:ascii="Ubuntu Sans" w:hAnsi="Ubuntu Sans"/>
+        </w:rPr>
+      </w:r>
+    </w:p>
+    <w:p>
+      <w:pPr>
+        <w:pStyle w:val="Normal"/>
+        <w:bidi w:val="0"/>
+        <w:jc w:val="start"/>
+        <w:rPr>
+          <w:rFonts w:ascii="Ubuntu Sans" w:hAnsi="Ubuntu Sans"/>
+        </w:rPr>
+      </w:pPr>
+      <w:r>
+        <w:rPr>
+          <w:rFonts w:ascii="Ubuntu Sans" w:hAnsi="Ubuntu Sans"/>
           <w:b/>
           <w:bCs/>
         </w:rPr>
         <w:t>No Effect Operations</w:t>
       </w:r>
       <w:r>
-        <w:rPr/>
+        <w:rPr>
+          <w:rFonts w:ascii="Ubuntu Sans" w:hAnsi="Ubuntu Sans"/>
+        </w:rPr>
         <w:t xml:space="preserve"> are operations that have no effect on the balance amount. Few examples of events that belong to this classification </w:t>
       </w:r>
     </w:p>
@@ -312,10 +378,14 @@
         </w:numPr>
         <w:bidi w:val="0"/>
         <w:jc w:val="start"/>
-        <w:rPr/>
-      </w:pPr>
-      <w:r>
-        <w:rPr/>
+        <w:rPr>
+          <w:rFonts w:ascii="Ubuntu Sans" w:hAnsi="Ubuntu Sans"/>
+        </w:rPr>
+      </w:pPr>
+      <w:r>
+        <w:rPr>
+          <w:rFonts w:ascii="Ubuntu Sans" w:hAnsi="Ubuntu Sans"/>
+        </w:rPr>
         <w:t xml:space="preserve">hold: the customer account is put on hold. No further credit or debit operations can happen when a customer account until the hold is removed. This will result in invocation of the hold endpoint to put customer account on hold or revoke the customer from hold.  </w:t>
       </w:r>
     </w:p>
@@ -328,10 +398,14 @@
         </w:numPr>
         <w:bidi w:val="0"/>
         <w:jc w:val="start"/>
-        <w:rPr/>
-      </w:pPr>
-      <w:r>
-        <w:rPr/>
+        <w:rPr>
+          <w:rFonts w:ascii="Ubuntu Sans" w:hAnsi="Ubuntu Sans"/>
+        </w:rPr>
+      </w:pPr>
+      <w:r>
+        <w:rPr>
+          <w:rFonts w:ascii="Ubuntu Sans" w:hAnsi="Ubuntu Sans"/>
+        </w:rPr>
         <w:t>direct_debit: This will result in invocation of the direct_debit endpoint. This should only be invoked if the current balance is correct. If it is incorrect call the escalate endpoint instead.</w:t>
       </w:r>
     </w:p>
@@ -340,10 +414,194 @@
         <w:pStyle w:val="Normal"/>
         <w:bidi w:val="0"/>
         <w:jc w:val="start"/>
-        <w:rPr/>
-      </w:pPr>
-      <w:r>
-        <w:rPr/>
+        <w:rPr>
+          <w:rFonts w:ascii="Ubuntu Sans" w:hAnsi="Ubuntu Sans"/>
+        </w:rPr>
+      </w:pPr>
+      <w:r>
+        <w:rPr>
+          <w:rFonts w:ascii="Ubuntu Sans" w:hAnsi="Ubuntu Sans"/>
+        </w:rPr>
+      </w:r>
+    </w:p>
+    <w:p>
+      <w:pPr>
+        <w:pStyle w:val="Normal"/>
+        <w:bidi w:val="0"/>
+        <w:jc w:val="start"/>
+        <w:rPr>
+          <w:rFonts w:ascii="Ubuntu Sans" w:hAnsi="Ubuntu Sans"/>
+          <w:b/>
+          <w:bCs/>
+        </w:rPr>
+      </w:pPr>
+      <w:r>
+        <w:rPr>
+          <w:rFonts w:ascii="Ubuntu Sans" w:hAnsi="Ubuntu Sans"/>
+          <w:b/>
+          <w:bCs/>
+        </w:rPr>
+        <w:t>Operations  and Description</w:t>
+      </w:r>
+    </w:p>
+    <w:p>
+      <w:pPr>
+        <w:pStyle w:val="Normal"/>
+        <w:bidi w:val="0"/>
+        <w:rPr>
+          <w:rFonts w:ascii="Ubuntu Sans" w:hAnsi="Ubuntu Sans"/>
+        </w:rPr>
+      </w:pPr>
+      <w:r>
+        <w:rPr>
+          <w:rFonts w:ascii="Ubuntu Sans" w:hAnsi="Ubuntu Sans"/>
+        </w:rPr>
+        <w:t>Following are the list of operations and description of each operation. You are able to invoke these via tools:</w:t>
+      </w:r>
+    </w:p>
+    <w:p>
+      <w:pPr>
+        <w:pStyle w:val="Normal"/>
+        <w:numPr>
+          <w:ilvl w:val="0"/>
+          <w:numId w:val="4"/>
+        </w:numPr>
+        <w:rPr>
+          <w:rFonts w:ascii="Ubuntu Sans" w:hAnsi="Ubuntu Sans"/>
+        </w:rPr>
+      </w:pPr>
+      <w:r>
+        <w:rPr>
+          <w:rFonts w:ascii="Ubuntu Sans" w:hAnsi="Ubuntu Sans"/>
+        </w:rPr>
+        <w:t>List Customers: Get a list of all customers in the system. No input required, but pass empty string if needed.</w:t>
+      </w:r>
+    </w:p>
+    <w:p>
+      <w:pPr>
+        <w:pStyle w:val="Normal"/>
+        <w:numPr>
+          <w:ilvl w:val="0"/>
+          <w:numId w:val="4"/>
+        </w:numPr>
+        <w:rPr>
+          <w:rFonts w:ascii="Ubuntu Sans" w:hAnsi="Ubuntu Sans"/>
+        </w:rPr>
+      </w:pPr>
+      <w:r>
+        <w:rPr>
+          <w:rFonts w:ascii="Ubuntu Sans" w:hAnsi="Ubuntu Sans"/>
+        </w:rPr>
+        <w:t>Create Customer: Create a new customer with the given name</w:t>
+      </w:r>
+    </w:p>
+    <w:p>
+      <w:pPr>
+        <w:pStyle w:val="Normal"/>
+        <w:numPr>
+          <w:ilvl w:val="0"/>
+          <w:numId w:val="4"/>
+        </w:numPr>
+        <w:rPr>
+          <w:rFonts w:ascii="Ubuntu Sans" w:hAnsi="Ubuntu Sans"/>
+        </w:rPr>
+      </w:pPr>
+      <w:r>
+        <w:rPr>
+          <w:rFonts w:ascii="Ubuntu Sans" w:hAnsi="Ubuntu Sans"/>
+        </w:rPr>
+        <w:t>Add Transaction: Add a transaction for a customer_name with event_name, a: nd direction, send the parameters as a json. This is only called once for same set of inputs in the request.</w:t>
+      </w:r>
+    </w:p>
+    <w:p>
+      <w:pPr>
+        <w:pStyle w:val="Normal"/>
+        <w:numPr>
+          <w:ilvl w:val="0"/>
+          <w:numId w:val="4"/>
+        </w:numPr>
+        <w:rPr>
+          <w:rFonts w:ascii="Ubuntu Sans" w:hAnsi="Ubuntu Sans"/>
+        </w:rPr>
+      </w:pPr>
+      <w:r>
+        <w:rPr>
+          <w:rFonts w:ascii="Ubuntu Sans" w:hAnsi="Ubuntu Sans"/>
+        </w:rPr>
+        <w:t>Get Balance: Get the balance for a specific customer</w:t>
+      </w:r>
+    </w:p>
+    <w:p>
+      <w:pPr>
+        <w:pStyle w:val="Normal"/>
+        <w:numPr>
+          <w:ilvl w:val="0"/>
+          <w:numId w:val="4"/>
+        </w:numPr>
+        <w:rPr>
+          <w:rFonts w:ascii="Ubuntu Sans" w:hAnsi="Ubuntu Sans"/>
+        </w:rPr>
+      </w:pPr>
+      <w:r>
+        <w:rPr>
+          <w:rFonts w:ascii="Ubuntu Sans" w:hAnsi="Ubuntu Sans"/>
+        </w:rPr>
+        <w:t>Set Hold: Set a customer on hold based on customer_name</w:t>
+      </w:r>
+    </w:p>
+    <w:p>
+      <w:pPr>
+        <w:pStyle w:val="Normal"/>
+        <w:numPr>
+          <w:ilvl w:val="0"/>
+          <w:numId w:val="4"/>
+        </w:numPr>
+        <w:rPr>
+          <w:rFonts w:ascii="Ubuntu Sans" w:hAnsi="Ubuntu Sans"/>
+        </w:rPr>
+      </w:pPr>
+      <w:r>
+        <w:rPr>
+          <w:rFonts w:ascii="Ubuntu Sans" w:hAnsi="Ubuntu Sans"/>
+        </w:rPr>
+        <w:t>Exit Hold: Exit hold status for a customer based on customer_name</w:t>
+      </w:r>
+    </w:p>
+    <w:p>
+      <w:pPr>
+        <w:pStyle w:val="Normal"/>
+        <w:numPr>
+          <w:ilvl w:val="0"/>
+          <w:numId w:val="4"/>
+        </w:numPr>
+        <w:rPr>
+          <w:rFonts w:ascii="Ubuntu Sans" w:hAnsi="Ubuntu Sans"/>
+        </w:rPr>
+      </w:pPr>
+      <w:r>
+        <w:rPr>
+          <w:rFonts w:ascii="Ubuntu Sans" w:hAnsi="Ubuntu Sans"/>
+        </w:rPr>
+        <w:t>Direct Debit: Trigger direct debit for a customer</w:t>
+      </w:r>
+    </w:p>
+    <w:p>
+      <w:pPr>
+        <w:pStyle w:val="Normal"/>
+        <w:numPr>
+          <w:ilvl w:val="0"/>
+          <w:numId w:val="0"/>
+        </w:numPr>
+        <w:bidi w:val="0"/>
+        <w:ind w:hanging="0" w:start="720"/>
+        <w:rPr>
+          <w:rFonts w:ascii="Ubuntu Sans" w:hAnsi="Ubuntu Sans"/>
+        </w:rPr>
+      </w:pPr>
+      <w:r>
+        <w:rPr>
+          <w:rFonts w:ascii="Ubuntu Sans" w:hAnsi="Ubuntu Sans"/>
+        </w:rPr>
       </w:r>
     </w:p>
     <w:sectPr>
@@ -775,6 +1033,143 @@
   <w:abstractNum w:abstractNumId="4">
     <w:lvl w:ilvl="0">
       <w:start w:val="1"/>
+      <w:numFmt w:val="bullet"/>
+      <w:lvlText w:val=""/>
+      <w:lvlJc w:val="start"/>
+      <w:pPr>
+        <w:tabs>
+          <w:tab w:val="num" w:pos="720"/>
+        </w:tabs>
+        <w:ind w:start="720" w:hanging="360"/>
+      </w:pPr>
+      <w:rPr>
+        <w:rFonts w:ascii="Symbol" w:hAnsi="Symbol" w:cs="Symbol" w:hint="default"/>
+      </w:rPr>
+    </w:lvl>
+    <w:lvl w:ilvl="1">
+      <w:start w:val="1"/>
+      <w:numFmt w:val="bullet"/>
+      <w:lvlText w:val="◦"/>
+      <w:lvlJc w:val="start"/>
+      <w:pPr>
+        <w:tabs>
+          <w:tab w:val="num" w:pos="1080"/>
+        </w:tabs>
+        <w:ind w:start="1080" w:hanging="360"/>
+      </w:pPr>
+      <w:rPr>
+        <w:rFonts w:ascii="OpenSymbol" w:hAnsi="OpenSymbol" w:cs="OpenSymbol" w:hint="default"/>
+      </w:rPr>
+    </w:lvl>
+    <w:lvl w:ilvl="2">
+      <w:start w:val="1"/>
+      <w:numFmt w:val="bullet"/>
+      <w:lvlText w:val="▪"/>
+      <w:lvlJc w:val="start"/>
+      <w:pPr>
+        <w:tabs>
+          <w:tab w:val="num" w:pos="1440"/>
+        </w:tabs>
+        <w:ind w:start="1440" w:hanging="360"/>
+      </w:pPr>
+      <w:rPr>
+        <w:rFonts w:ascii="OpenSymbol" w:hAnsi="OpenSymbol" w:cs="OpenSymbol" w:hint="default"/>
+      </w:rPr>
+    </w:lvl>
+    <w:lvl w:ilvl="3">
+      <w:start w:val="1"/>
+      <w:numFmt w:val="bullet"/>
+      <w:lvlText w:val=""/>
+      <w:lvlJc w:val="start"/>
+      <w:pPr>
+        <w:tabs>
+          <w:tab w:val="num" w:pos="1800"/>
+        </w:tabs>
+        <w:ind w:start="1800" w:hanging="360"/>
+      </w:pPr>
+      <w:rPr>
+        <w:rFonts w:ascii="Symbol" w:hAnsi="Symbol" w:cs="Symbol" w:hint="default"/>
+      </w:rPr>
+    </w:lvl>
+    <w:lvl w:ilvl="4">
+      <w:start w:val="1"/>
+      <w:numFmt w:val="bullet"/>
+      <w:lvlText w:val="◦"/>
+      <w:lvlJc w:val="start"/>
+      <w:pPr>
+        <w:tabs>
+          <w:tab w:val="num" w:pos="2160"/>
+        </w:tabs>
+        <w:ind w:start="2160" w:hanging="360"/>
+      </w:pPr>
+      <w:rPr>
+        <w:rFonts w:ascii="OpenSymbol" w:hAnsi="OpenSymbol" w:cs="OpenSymbol" w:hint="default"/>
+      </w:rPr>
+    </w:lvl>
+    <w:lvl w:ilvl="5">
+      <w:start w:val="1"/>
+      <w:numFmt w:val="bullet"/>
+      <w:lvlText w:val="▪"/>
+      <w:lvlJc w:val="start"/>
+      <w:pPr>
+        <w:tabs>
+          <w:tab w:val="num" w:pos="2520"/>
+        </w:tabs>
+        <w:ind w:start="2520" w:hanging="360"/>
+      </w:pPr>
+      <w:rPr>
+        <w:rFonts w:ascii="OpenSymbol" w:hAnsi="OpenSymbol" w:cs="OpenSymbol" w:hint="default"/>
+      </w:rPr>
+    </w:lvl>
+    <w:lvl w:ilvl="6">
+      <w:start w:val="1"/>
+      <w:numFmt w:val="bullet"/>
+      <w:lvlText w:val=""/>
+      <w:lvlJc w:val="start"/>
+      <w:pPr>
+        <w:tabs>
+          <w:tab w:val="num" w:pos="2880"/>
+        </w:tabs>
+        <w:ind w:start="2880" w:hanging="360"/>
+      </w:pPr>
+      <w:rPr>
+        <w:rFonts w:ascii="Symbol" w:hAnsi="Symbol" w:cs="Symbol" w:hint="default"/>
+      </w:rPr>
+    </w:lvl>
+    <w:lvl w:ilvl="7">
+      <w:start w:val="1"/>
+      <w:numFmt w:val="bullet"/>
+      <w:lvlText w:val="◦"/>
+      <w:lvlJc w:val="start"/>
+      <w:pPr>
+        <w:tabs>
+          <w:tab w:val="num" w:pos="3240"/>
+        </w:tabs>
+        <w:ind w:start="3240" w:hanging="360"/>
+      </w:pPr>
+      <w:rPr>
+        <w:rFonts w:ascii="OpenSymbol" w:hAnsi="OpenSymbol" w:cs="OpenSymbol" w:hint="default"/>
+      </w:rPr>
+    </w:lvl>
+    <w:lvl w:ilvl="8">
+      <w:start w:val="1"/>
+      <w:numFmt w:val="bullet"/>
+      <w:lvlText w:val="▪"/>
+      <w:lvlJc w:val="start"/>
+      <w:pPr>
+        <w:tabs>
+          <w:tab w:val="num" w:pos="3600"/>
+        </w:tabs>
+        <w:ind w:start="3600" w:hanging="360"/>
+      </w:pPr>
+      <w:rPr>
+        <w:rFonts w:ascii="OpenSymbol" w:hAnsi="OpenSymbol" w:cs="OpenSymbol" w:hint="default"/>
+      </w:rPr>
+    </w:lvl>
+  </w:abstractNum>
+  <w:abstractNum w:abstractNumId="5">
+    <w:lvl w:ilvl="0">
+      <w:start w:val="1"/>
       <w:numFmt w:val="none"/>
       <w:suff w:val="nothing"/>
       <w:lvlText w:val=""/>
@@ -902,6 +1297,9 @@
   </w:num>
   <w:num w:numId="4">
     <w:abstractNumId w:val="4"/>
+  </w:num>
+  <w:num w:numId="5">
+    <w:abstractNumId w:val="5"/>
   </w:num>
 </w:numbering>
 </file>
